--- a/파일럿/보고자료/한글문서/05_개인정보처리방침.docx
+++ b/파일럿/보고자료/한글문서/05_개인정보처리방침.docx
@@ -30,7 +30,7 @@
           <w:color w:val="8A8FA3"/>
           <w:sz w:val="18"/>
         </w:rPr>
-        <w:t>최종 수정일: 2026년 9월 22일</w:t>
+        <w:t>최종 수정일: 2026년 9월 27일</w:t>
       </w:r>
     </w:p>
     <w:p>

--- a/파일럿/보고자료/한글문서/05_개인정보처리방침.docx
+++ b/파일럿/보고자료/한글문서/05_개인정보처리방침.docx
@@ -654,7 +654,7 @@
           <w:b w:val="0"/>
           <w:sz w:val="20"/>
         </w:rPr>
-        <w:t xml:space="preserve"> — 계정을 삭제하면 즉시 파기됩니다. 시범 운영 기간에는 운영이 종료되는 즉시 저장된 모든 자료를 일괄 삭제합니다.</w:t>
+        <w:t xml:space="preserve"> — 앱을 이용하는 동안 보관하며, 계정을 삭제하거나 수업을 그만두시면 즉시 파기됩니다. 별도의 보관 기간을 두지 않습니다.</w:t>
       </w:r>
     </w:p>
     <w:p>
@@ -836,7 +836,7 @@
           <w:b w:val="0"/>
           <w:sz w:val="20"/>
         </w:rPr>
-        <w:t>시범 운영 기간에는 이와 별도로 보호자에게 서면 또는 메시지로 동의서를 받아 보관합니다.</w:t>
+        <w:t>이와 별도로 보호자에게 서면 또는 메시지로 동의서를 받아 보관합니다.</w:t>
       </w:r>
     </w:p>
     <w:p>
@@ -995,7 +995,7 @@
           <w:b w:val="0"/>
           <w:sz w:val="20"/>
         </w:rPr>
-        <w:t xml:space="preserve"> — 이용자가 계정을 삭제하는 즉시, 또는 시범 운영이 종료되는 즉시 파기합니다. 별도의 보관 기간을 두지 않습니다.</w:t>
+        <w:t xml:space="preserve"> — 이용자가 계정을 삭제하는 즉시, 또는 수업을 그만두어 이용이 끝나는 즉시 파기합니다. 별도의 보관 기간을 두지 않습니다.</w:t>
       </w:r>
     </w:p>
     <w:p>
